--- a/e3/reading/docs/wk01-exam-question-types-sort-activity-answers.docx
+++ b/e3/reading/docs/wk01-exam-question-types-sort-activity-answers.docx
@@ -5,6 +5,8 @@
     <w:p>
       <w:pPr>
         <w:pStyle w:val="FirstParagraph"/>
+        <w:keepNext/>
+        <w:spacing w:before="0" w:after="60" w:line="240" w:lineRule="auto"/>
       </w:pPr>
       <w:r>
         <w:drawing>
@@ -53,6 +55,8 @@
     <w:p>
       <w:pPr>
         <w:pStyle w:val="Heading1"/>
+        <w:keepNext/>
+        <w:spacing w:before="428" w:after="40" w:line="240" w:lineRule="auto"/>
       </w:pPr>
       <w:r>
         <w:t xml:space="preserve">What Does It Test? Reading Exam Sort</w:t>
@@ -64,6 +68,8 @@
     <w:p>
       <w:pPr>
         <w:pStyle w:val="Heading2"/>
+        <w:keepNext/>
+        <w:spacing w:before="120" w:after="40" w:line="240" w:lineRule="auto"/>
       </w:pPr>
       <w:r>
         <w:t xml:space="preserve">Teacher answer key</w:t>
@@ -98,6 +104,8 @@
           <w:p>
             <w:pPr>
               <w:pStyle w:val="Compact"/>
+              <w:keepNext/>
+              <w:spacing w:before="0" w:after="60" w:line="240" w:lineRule="auto"/>
               <w:jc w:val="left"/>
             </w:pPr>
             <w:r>
@@ -110,6 +118,8 @@
           <w:p>
             <w:pPr>
               <w:pStyle w:val="Compact"/>
+              <w:keepNext/>
+              <w:spacing w:before="0" w:after="60" w:line="240" w:lineRule="auto"/>
               <w:jc w:val="left"/>
             </w:pPr>
             <w:r>
@@ -122,6 +132,8 @@
           <w:p>
             <w:pPr>
               <w:pStyle w:val="Compact"/>
+              <w:keepNext/>
+              <w:spacing w:before="0" w:after="60" w:line="240" w:lineRule="auto"/>
               <w:jc w:val="left"/>
             </w:pPr>
             <w:r>
@@ -136,6 +148,8 @@
           <w:p>
             <w:pPr>
               <w:pStyle w:val="Compact"/>
+              <w:keepNext/>
+              <w:spacing w:before="0" w:after="60" w:line="240" w:lineRule="auto"/>
               <w:jc w:val="left"/>
             </w:pPr>
             <w:r>
@@ -148,6 +162,8 @@
           <w:p>
             <w:pPr>
               <w:pStyle w:val="Compact"/>
+              <w:keepNext/>
+              <w:spacing w:before="0" w:after="60" w:line="240" w:lineRule="auto"/>
               <w:jc w:val="left"/>
             </w:pPr>
             <w:r>
@@ -160,6 +176,8 @@
           <w:p>
             <w:pPr>
               <w:pStyle w:val="Compact"/>
+              <w:keepNext/>
+              <w:spacing w:before="0" w:after="60" w:line="240" w:lineRule="auto"/>
               <w:jc w:val="left"/>
             </w:pPr>
             <w:r>
@@ -174,6 +192,8 @@
           <w:p>
             <w:pPr>
               <w:pStyle w:val="Compact"/>
+              <w:keepNext/>
+              <w:spacing w:before="0" w:after="60" w:line="240" w:lineRule="auto"/>
               <w:jc w:val="left"/>
             </w:pPr>
             <w:r>
@@ -186,6 +206,8 @@
           <w:p>
             <w:pPr>
               <w:pStyle w:val="Compact"/>
+              <w:keepNext/>
+              <w:spacing w:before="0" w:after="60" w:line="240" w:lineRule="auto"/>
               <w:jc w:val="left"/>
             </w:pPr>
             <w:r>
@@ -198,6 +220,8 @@
           <w:p>
             <w:pPr>
               <w:pStyle w:val="Compact"/>
+              <w:keepNext/>
+              <w:spacing w:before="0" w:after="60" w:line="240" w:lineRule="auto"/>
               <w:jc w:val="left"/>
             </w:pPr>
             <w:r>
@@ -212,6 +236,8 @@
           <w:p>
             <w:pPr>
               <w:pStyle w:val="Compact"/>
+              <w:keepNext/>
+              <w:spacing w:before="0" w:after="60" w:line="240" w:lineRule="auto"/>
               <w:jc w:val="left"/>
             </w:pPr>
             <w:r>
@@ -224,6 +250,8 @@
           <w:p>
             <w:pPr>
               <w:pStyle w:val="Compact"/>
+              <w:keepNext/>
+              <w:spacing w:before="0" w:after="60" w:line="240" w:lineRule="auto"/>
               <w:jc w:val="left"/>
             </w:pPr>
             <w:r>
@@ -236,6 +264,8 @@
           <w:p>
             <w:pPr>
               <w:pStyle w:val="Compact"/>
+              <w:keepNext/>
+              <w:spacing w:before="0" w:after="60" w:line="240" w:lineRule="auto"/>
               <w:jc w:val="left"/>
             </w:pPr>
             <w:r>
@@ -250,6 +280,8 @@
           <w:p>
             <w:pPr>
               <w:pStyle w:val="Compact"/>
+              <w:keepNext/>
+              <w:spacing w:before="0" w:after="60" w:line="240" w:lineRule="auto"/>
               <w:jc w:val="left"/>
             </w:pPr>
             <w:r>
@@ -262,6 +294,8 @@
           <w:p>
             <w:pPr>
               <w:pStyle w:val="Compact"/>
+              <w:keepNext/>
+              <w:spacing w:before="0" w:after="60" w:line="240" w:lineRule="auto"/>
               <w:jc w:val="left"/>
             </w:pPr>
             <w:r>
@@ -274,6 +308,8 @@
           <w:p>
             <w:pPr>
               <w:pStyle w:val="Compact"/>
+              <w:keepNext/>
+              <w:spacing w:before="0" w:after="60" w:line="240" w:lineRule="auto"/>
               <w:jc w:val="left"/>
             </w:pPr>
             <w:r>
@@ -288,6 +324,8 @@
           <w:p>
             <w:pPr>
               <w:pStyle w:val="Compact"/>
+              <w:keepNext/>
+              <w:spacing w:before="0" w:after="60" w:line="240" w:lineRule="auto"/>
               <w:jc w:val="left"/>
             </w:pPr>
             <w:r>
@@ -300,6 +338,8 @@
           <w:p>
             <w:pPr>
               <w:pStyle w:val="Compact"/>
+              <w:keepNext/>
+              <w:spacing w:before="0" w:after="60" w:line="240" w:lineRule="auto"/>
               <w:jc w:val="left"/>
             </w:pPr>
             <w:r>
@@ -312,6 +352,8 @@
           <w:p>
             <w:pPr>
               <w:pStyle w:val="Compact"/>
+              <w:keepNext/>
+              <w:spacing w:before="0" w:after="60" w:line="240" w:lineRule="auto"/>
               <w:jc w:val="left"/>
             </w:pPr>
             <w:r>
@@ -326,6 +368,8 @@
           <w:p>
             <w:pPr>
               <w:pStyle w:val="Compact"/>
+              <w:keepNext/>
+              <w:spacing w:before="0" w:after="60" w:line="240" w:lineRule="auto"/>
               <w:jc w:val="left"/>
             </w:pPr>
             <w:r>
@@ -338,6 +382,8 @@
           <w:p>
             <w:pPr>
               <w:pStyle w:val="Compact"/>
+              <w:keepNext/>
+              <w:spacing w:before="0" w:after="60" w:line="240" w:lineRule="auto"/>
               <w:jc w:val="left"/>
             </w:pPr>
             <w:r>
@@ -350,6 +396,8 @@
           <w:p>
             <w:pPr>
               <w:pStyle w:val="Compact"/>
+              <w:keepNext/>
+              <w:spacing w:before="0" w:after="60" w:line="240" w:lineRule="auto"/>
               <w:jc w:val="left"/>
             </w:pPr>
             <w:r>
@@ -364,6 +412,8 @@
           <w:p>
             <w:pPr>
               <w:pStyle w:val="Compact"/>
+              <w:keepNext/>
+              <w:spacing w:before="0" w:after="60" w:line="240" w:lineRule="auto"/>
               <w:jc w:val="left"/>
             </w:pPr>
             <w:r>
@@ -376,6 +426,8 @@
           <w:p>
             <w:pPr>
               <w:pStyle w:val="Compact"/>
+              <w:keepNext/>
+              <w:spacing w:before="0" w:after="60" w:line="240" w:lineRule="auto"/>
               <w:jc w:val="left"/>
             </w:pPr>
             <w:r>
@@ -388,6 +440,8 @@
           <w:p>
             <w:pPr>
               <w:pStyle w:val="Compact"/>
+              <w:keepNext/>
+              <w:spacing w:before="0" w:after="60" w:line="240" w:lineRule="auto"/>
               <w:jc w:val="left"/>
             </w:pPr>
             <w:r>
@@ -400,6 +454,8 @@
     <w:p>
       <w:pPr>
         <w:pStyle w:val="BodyText"/>
+        <w:keepNext/>
+        <w:spacing w:before="0" w:after="60" w:line="240" w:lineRule="auto"/>
       </w:pPr>
       <w:r>
         <w:rPr>
@@ -437,6 +493,8 @@
           <w:p>
             <w:pPr>
               <w:pStyle w:val="Compact"/>
+              <w:keepNext/>
+              <w:spacing w:before="0" w:after="60" w:line="240" w:lineRule="auto"/>
               <w:jc w:val="left"/>
             </w:pPr>
             <w:r>
@@ -449,6 +507,8 @@
           <w:p>
             <w:pPr>
               <w:pStyle w:val="Compact"/>
+              <w:keepNext/>
+              <w:spacing w:before="0" w:after="60" w:line="240" w:lineRule="auto"/>
               <w:jc w:val="left"/>
             </w:pPr>
             <w:r>
@@ -463,6 +523,8 @@
           <w:p>
             <w:pPr>
               <w:pStyle w:val="Compact"/>
+              <w:keepNext/>
+              <w:spacing w:before="0" w:after="60" w:line="240" w:lineRule="auto"/>
               <w:jc w:val="left"/>
             </w:pPr>
             <w:r>
@@ -475,6 +537,8 @@
           <w:p>
             <w:pPr>
               <w:pStyle w:val="Compact"/>
+              <w:keepNext/>
+              <w:spacing w:before="0" w:after="60" w:line="240" w:lineRule="auto"/>
               <w:jc w:val="left"/>
             </w:pPr>
             <w:r>
@@ -489,6 +553,8 @@
           <w:p>
             <w:pPr>
               <w:pStyle w:val="Compact"/>
+              <w:keepNext/>
+              <w:spacing w:before="0" w:after="60" w:line="240" w:lineRule="auto"/>
               <w:jc w:val="left"/>
             </w:pPr>
             <w:r>
@@ -501,6 +567,8 @@
           <w:p>
             <w:pPr>
               <w:pStyle w:val="Compact"/>
+              <w:keepNext/>
+              <w:spacing w:before="0" w:after="60" w:line="240" w:lineRule="auto"/>
               <w:jc w:val="left"/>
             </w:pPr>
             <w:r>
@@ -515,6 +583,8 @@
           <w:p>
             <w:pPr>
               <w:pStyle w:val="Compact"/>
+              <w:keepNext/>
+              <w:spacing w:before="0" w:after="60" w:line="240" w:lineRule="auto"/>
               <w:jc w:val="left"/>
             </w:pPr>
             <w:r>
@@ -527,6 +597,8 @@
           <w:p>
             <w:pPr>
               <w:pStyle w:val="Compact"/>
+              <w:keepNext/>
+              <w:spacing w:before="0" w:after="60" w:line="240" w:lineRule="auto"/>
               <w:jc w:val="left"/>
             </w:pPr>
             <w:r>
@@ -541,6 +613,8 @@
           <w:p>
             <w:pPr>
               <w:pStyle w:val="Compact"/>
+              <w:keepNext/>
+              <w:spacing w:before="0" w:after="60" w:line="240" w:lineRule="auto"/>
               <w:jc w:val="left"/>
             </w:pPr>
             <w:r>
@@ -553,6 +627,8 @@
           <w:p>
             <w:pPr>
               <w:pStyle w:val="Compact"/>
+              <w:keepNext/>
+              <w:spacing w:before="0" w:after="60" w:line="240" w:lineRule="auto"/>
               <w:jc w:val="left"/>
             </w:pPr>
             <w:r>
@@ -567,6 +643,8 @@
           <w:p>
             <w:pPr>
               <w:pStyle w:val="Compact"/>
+              <w:keepNext/>
+              <w:spacing w:before="0" w:after="60" w:line="240" w:lineRule="auto"/>
               <w:jc w:val="left"/>
             </w:pPr>
             <w:r>
@@ -579,6 +657,8 @@
           <w:p>
             <w:pPr>
               <w:pStyle w:val="Compact"/>
+              <w:keepNext/>
+              <w:spacing w:before="0" w:after="60" w:line="240" w:lineRule="auto"/>
               <w:jc w:val="left"/>
             </w:pPr>
             <w:r>
@@ -593,6 +673,8 @@
           <w:p>
             <w:pPr>
               <w:pStyle w:val="Compact"/>
+              <w:keepNext/>
+              <w:spacing w:before="0" w:after="60" w:line="240" w:lineRule="auto"/>
               <w:jc w:val="left"/>
             </w:pPr>
             <w:r>
@@ -605,6 +687,8 @@
           <w:p>
             <w:pPr>
               <w:pStyle w:val="Compact"/>
+              <w:keepNext/>
+              <w:spacing w:before="0" w:after="60" w:line="240" w:lineRule="auto"/>
               <w:jc w:val="left"/>
             </w:pPr>
             <w:r>
@@ -619,6 +703,8 @@
           <w:p>
             <w:pPr>
               <w:pStyle w:val="Compact"/>
+              <w:keepNext/>
+              <w:spacing w:before="0" w:after="60" w:line="240" w:lineRule="auto"/>
               <w:jc w:val="left"/>
             </w:pPr>
             <w:r>
@@ -631,6 +717,8 @@
           <w:p>
             <w:pPr>
               <w:pStyle w:val="Compact"/>
+              <w:keepNext/>
+              <w:spacing w:before="0" w:after="60" w:line="240" w:lineRule="auto"/>
               <w:jc w:val="left"/>
             </w:pPr>
             <w:r>
@@ -645,6 +733,8 @@
           <w:p>
             <w:pPr>
               <w:pStyle w:val="Compact"/>
+              <w:keepNext/>
+              <w:spacing w:before="0" w:after="60" w:line="240" w:lineRule="auto"/>
               <w:jc w:val="left"/>
             </w:pPr>
             <w:r>
@@ -657,6 +747,8 @@
           <w:p>
             <w:pPr>
               <w:pStyle w:val="Compact"/>
+              <w:keepNext/>
+              <w:spacing w:before="0" w:after="60" w:line="240" w:lineRule="auto"/>
               <w:jc w:val="left"/>
             </w:pPr>
             <w:r>
@@ -671,6 +763,8 @@
           <w:p>
             <w:pPr>
               <w:pStyle w:val="Compact"/>
+              <w:keepNext/>
+              <w:spacing w:before="0" w:after="60" w:line="240" w:lineRule="auto"/>
               <w:jc w:val="left"/>
             </w:pPr>
             <w:r>
@@ -683,6 +777,8 @@
           <w:p>
             <w:pPr>
               <w:pStyle w:val="Compact"/>
+              <w:keepNext/>
+              <w:spacing w:before="0" w:after="60" w:line="240" w:lineRule="auto"/>
               <w:jc w:val="left"/>
             </w:pPr>
             <w:r>
@@ -697,6 +793,8 @@
           <w:p>
             <w:pPr>
               <w:pStyle w:val="Compact"/>
+              <w:keepNext/>
+              <w:spacing w:before="0" w:after="60" w:line="240" w:lineRule="auto"/>
               <w:jc w:val="left"/>
             </w:pPr>
             <w:r>
@@ -709,6 +807,8 @@
           <w:p>
             <w:pPr>
               <w:pStyle w:val="Compact"/>
+              <w:keepNext/>
+              <w:spacing w:before="0" w:after="60" w:line="240" w:lineRule="auto"/>
               <w:jc w:val="left"/>
             </w:pPr>
             <w:r>
@@ -723,6 +823,8 @@
           <w:p>
             <w:pPr>
               <w:pStyle w:val="Compact"/>
+              <w:keepNext/>
+              <w:spacing w:before="0" w:after="60" w:line="240" w:lineRule="auto"/>
               <w:jc w:val="left"/>
             </w:pPr>
             <w:r>
@@ -735,6 +837,8 @@
           <w:p>
             <w:pPr>
               <w:pStyle w:val="Compact"/>
+              <w:keepNext/>
+              <w:spacing w:before="0" w:after="60" w:line="240" w:lineRule="auto"/>
               <w:jc w:val="left"/>
             </w:pPr>
             <w:r>
@@ -749,6 +853,8 @@
           <w:p>
             <w:pPr>
               <w:pStyle w:val="Compact"/>
+              <w:keepNext/>
+              <w:spacing w:before="0" w:after="60" w:line="240" w:lineRule="auto"/>
               <w:jc w:val="left"/>
             </w:pPr>
             <w:r>
@@ -761,6 +867,8 @@
           <w:p>
             <w:pPr>
               <w:pStyle w:val="Compact"/>
+              <w:keepNext/>
+              <w:spacing w:before="0" w:after="60" w:line="240" w:lineRule="auto"/>
               <w:jc w:val="left"/>
             </w:pPr>
             <w:r>
@@ -775,6 +883,8 @@
           <w:p>
             <w:pPr>
               <w:pStyle w:val="Compact"/>
+              <w:keepNext/>
+              <w:spacing w:before="0" w:after="60" w:line="240" w:lineRule="auto"/>
               <w:jc w:val="left"/>
             </w:pPr>
             <w:r>
@@ -787,6 +897,8 @@
           <w:p>
             <w:pPr>
               <w:pStyle w:val="Compact"/>
+              <w:keepNext/>
+              <w:spacing w:before="0" w:after="60" w:line="240" w:lineRule="auto"/>
               <w:jc w:val="left"/>
             </w:pPr>
             <w:r>
@@ -801,6 +913,8 @@
           <w:p>
             <w:pPr>
               <w:pStyle w:val="Compact"/>
+              <w:keepNext/>
+              <w:spacing w:before="0" w:after="60" w:line="240" w:lineRule="auto"/>
               <w:jc w:val="left"/>
             </w:pPr>
             <w:r>
@@ -813,6 +927,8 @@
           <w:p>
             <w:pPr>
               <w:pStyle w:val="Compact"/>
+              <w:keepNext/>
+              <w:spacing w:before="0" w:after="60" w:line="240" w:lineRule="auto"/>
               <w:jc w:val="left"/>
             </w:pPr>
             <w:r>
@@ -827,6 +943,8 @@
           <w:p>
             <w:pPr>
               <w:pStyle w:val="Compact"/>
+              <w:keepNext/>
+              <w:spacing w:before="0" w:after="60" w:line="240" w:lineRule="auto"/>
               <w:jc w:val="left"/>
             </w:pPr>
             <w:r>
@@ -839,6 +957,8 @@
           <w:p>
             <w:pPr>
               <w:pStyle w:val="Compact"/>
+              <w:keepNext/>
+              <w:spacing w:before="0" w:after="60" w:line="240" w:lineRule="auto"/>
               <w:jc w:val="left"/>
             </w:pPr>
             <w:r>
@@ -853,6 +973,8 @@
           <w:p>
             <w:pPr>
               <w:pStyle w:val="Compact"/>
+              <w:keepNext/>
+              <w:spacing w:before="0" w:after="60" w:line="240" w:lineRule="auto"/>
               <w:jc w:val="left"/>
             </w:pPr>
             <w:r>
@@ -865,6 +987,8 @@
           <w:p>
             <w:pPr>
               <w:pStyle w:val="Compact"/>
+              <w:keepNext/>
+              <w:spacing w:before="0" w:after="60" w:line="240" w:lineRule="auto"/>
               <w:jc w:val="left"/>
             </w:pPr>
             <w:r>
@@ -879,6 +1003,8 @@
           <w:p>
             <w:pPr>
               <w:pStyle w:val="Compact"/>
+              <w:keepNext/>
+              <w:spacing w:before="0" w:after="60" w:line="240" w:lineRule="auto"/>
               <w:jc w:val="left"/>
             </w:pPr>
             <w:r>
@@ -891,6 +1017,8 @@
           <w:p>
             <w:pPr>
               <w:pStyle w:val="Compact"/>
+              <w:keepNext/>
+              <w:spacing w:before="0" w:after="60" w:line="240" w:lineRule="auto"/>
               <w:jc w:val="left"/>
             </w:pPr>
             <w:r>
@@ -905,6 +1033,8 @@
           <w:p>
             <w:pPr>
               <w:pStyle w:val="Compact"/>
+              <w:keepNext/>
+              <w:spacing w:before="0" w:after="60" w:line="240" w:lineRule="auto"/>
               <w:jc w:val="left"/>
             </w:pPr>
             <w:r>
@@ -917,6 +1047,8 @@
           <w:p>
             <w:pPr>
               <w:pStyle w:val="Compact"/>
+              <w:keepNext/>
+              <w:spacing w:before="0" w:after="60" w:line="240" w:lineRule="auto"/>
               <w:jc w:val="left"/>
             </w:pPr>
             <w:r>
@@ -931,6 +1063,8 @@
           <w:p>
             <w:pPr>
               <w:pStyle w:val="Compact"/>
+              <w:keepNext/>
+              <w:spacing w:before="0" w:after="60" w:line="240" w:lineRule="auto"/>
               <w:jc w:val="left"/>
             </w:pPr>
             <w:r>
@@ -943,6 +1077,8 @@
           <w:p>
             <w:pPr>
               <w:pStyle w:val="Compact"/>
+              <w:keepNext/>
+              <w:spacing w:before="0" w:after="60" w:line="240" w:lineRule="auto"/>
               <w:jc w:val="left"/>
             </w:pPr>
             <w:r>
@@ -969,6 +1105,8 @@
           <w:p>
             <w:pPr>
               <w:pStyle w:val="Compact"/>
+              <w:keepNext/>
+              <w:spacing w:before="0" w:after="60" w:line="240" w:lineRule="auto"/>
               <w:jc w:val="left"/>
             </w:pPr>
             <w:r>
@@ -981,6 +1119,8 @@
           <w:p>
             <w:pPr>
               <w:pStyle w:val="Compact"/>
+              <w:keepNext/>
+              <w:spacing w:before="0" w:after="60" w:line="240" w:lineRule="auto"/>
               <w:jc w:val="left"/>
             </w:pPr>
             <w:r>
@@ -995,6 +1135,8 @@
           <w:p>
             <w:pPr>
               <w:pStyle w:val="Compact"/>
+              <w:keepNext/>
+              <w:spacing w:before="0" w:after="60" w:line="240" w:lineRule="auto"/>
               <w:jc w:val="left"/>
             </w:pPr>
             <w:r>
@@ -1007,6 +1149,8 @@
           <w:p>
             <w:pPr>
               <w:pStyle w:val="Compact"/>
+              <w:keepNext/>
+              <w:spacing w:before="0" w:after="60" w:line="240" w:lineRule="auto"/>
               <w:jc w:val="left"/>
             </w:pPr>
             <w:r>
@@ -1019,6 +1163,8 @@
     <w:p>
       <w:pPr>
         <w:pStyle w:val="BodyText"/>
+        <w:keepNext/>
+        <w:spacing w:before="0" w:after="60" w:line="240" w:lineRule="auto"/>
       </w:pPr>
       <w:r>
         <w:t xml:space="preserve">Words repeated from the text on purpose: Q6 (advice), Q20 and Q21 (quoted phrases), Q17 (quoted rule) and Q8 (word list). These target the word or sentence itself, so paraphrase would defeat the item. Discussion point: Q14 and Q12 can be argued as scanning – worth letting learners debate.</w:t>
@@ -1028,7 +1174,7 @@
     <w:bookmarkEnd w:id="28"/>
     <w:sectPr>
       <w:pgSz w:h="16838" w:w="11906"/>
-      <w:pgMar w:bottom="1020" w:left="1020" w:right="1020" w:top="1020"/>
+      <w:pgMar w:bottom="680" w:left="737" w:right="737" w:top="680" w:header="340" w:footer="340"/>
     </w:sectPr>
   </w:body>
 </w:document>
